--- a/SDS1_l1_handouts_svarark-klassifikation.docx
+++ b/SDS1_l1_handouts_svarark-klassifikation.docx
@@ -2,6 +2,30 @@
 <file path=word/document.xml><?xml version="1.0" encoding="utf-8"?>
 <w:document xmlns:wpc="http://schemas.microsoft.com/office/word/2010/wordprocessingCanvas" xmlns:cx="http://schemas.microsoft.com/office/drawing/2014/chartex" xmlns:cx1="http://schemas.microsoft.com/office/drawing/2015/9/8/chartex" xmlns:cx2="http://schemas.microsoft.com/office/drawing/2015/10/21/chartex" xmlns:cx3="http://schemas.microsoft.com/office/drawing/2016/5/9/chartex" xmlns:cx4="http://schemas.microsoft.com/office/drawing/2016/5/10/chartex" xmlns:cx5="http://schemas.microsoft.com/office/drawing/2016/5/11/chartex" xmlns:cx6="http://schemas.microsoft.com/office/drawing/2016/5/12/chartex" xmlns:cx7="http://schemas.microsoft.com/office/drawing/2016/5/13/chartex" xmlns:cx8="http://schemas.microsoft.com/office/drawing/2016/5/14/chartex" xmlns:mc="http://schemas.openxmlformats.org/markup-compatibility/2006" xmlns:m="http://schemas.openxmlformats.org/officeDocument/2006/math" xmlns:aink="http://schemas.microsoft.com/office/drawing/2016/ink" xmlns:am3d="http://schemas.microsoft.com/office/drawing/2017/model3d" xmlns:oel="http://schemas.microsoft.com/office/2019/extlst" xmlns:r="http://schemas.openxmlformats.org/officeDocument/2006/relationships" xmlns:wp14="http://schemas.microsoft.com/office/word/2010/wordprocessingDrawing" xmlns:wp="http://schemas.openxmlformats.org/drawingml/2006/wordprocessingDrawing" xmlns:wpg="http://schemas.microsoft.com/office/word/2010/wordprocessingGroup" xmlns:wpi="http://schemas.microsoft.com/office/word/2010/wordprocessingInk" xmlns:wps="http://schemas.microsoft.com/office/word/2010/wordprocessingShape" xmlns:o="urn:schemas-microsoft-com:office:office" xmlns:v="urn:schemas-microsoft-com:vml" xmlns:w10="urn:schemas-microsoft-com:office:word" xmlns:w="http://schemas.openxmlformats.org/wordprocessingml/2006/main" xmlns:w14="http://schemas.microsoft.com/office/word/2010/wordml" xmlns:w15="http://schemas.microsoft.com/office/word/2012/wordml" xmlns:w16cex="http://schemas.microsoft.com/office/word/2018/wordml/cex" xmlns:w16cid="http://schemas.microsoft.com/office/word/2016/wordml/cid" xmlns:w16="http://schemas.microsoft.com/office/word/2018/wordml" xmlns:w16sdtdh="http://schemas.microsoft.com/office/word/2020/wordml/sdtdatahash" xmlns:w16sdtfl="http://schemas.microsoft.com/office/word/2024/wordml/sdtformatlock" xmlns:w16se="http://schemas.microsoft.com/office/word/2015/wordml/symex" xmlns:w16du="http://schemas.microsoft.com/office/word/2023/wordml/word16du" xmlns:wne="http://schemas.microsoft.com/office/word/2006/wordml" mc:Ignorable="w14 w15 w16se w16cid w16 w16cex w16sdtdh w16sdtfl w16du wp14">
   <w:body>
+    <w:p>
+      <w:pPr>
+        <w:pStyle w:val="p1"/>
+      </w:pPr>
+      <w:r>
+        <w:rPr>
+          <w:color w:val="000000" w:themeColor="text1"/>
+        </w:rPr>
+        <w:t xml:space="preserve">“Svarark”: </w:t>
+      </w:r>
+      <w:r>
+        <w:t>Hvordan lærer en maskine/model?</w:t>
+      </w:r>
+    </w:p>
+    <w:p>
+      <w:pPr>
+        <w:pStyle w:val="p1"/>
+      </w:pPr>
+    </w:p>
+    <w:p>
+      <w:pPr>
+        <w:pStyle w:val="p1"/>
+      </w:pPr>
+    </w:p>
     <w:p>
       <w:pPr>
         <w:pStyle w:val="Heading2"/>
@@ -1423,10 +1447,7 @@
         <w:t>2</w:t>
       </w:r>
       <w:r>
-        <w:t xml:space="preserve">. Sådan ser maskinen </w:t>
-      </w:r>
-      <w:r>
-        <w:t>teksten</w:t>
+        <w:t>. Sådan ser maskinen teksten</w:t>
       </w:r>
       <w:r>
         <w:t xml:space="preserve"> (stiliseret eksempel)</w:t>
@@ -3192,6 +3213,8 @@
       </w:tr>
     </w:tbl>
     <w:p/>
+    <w:p/>
+    <w:p/>
     <w:p>
       <w:pPr>
         <w:rPr>
@@ -3207,13 +3230,7 @@
         <w:pStyle w:val="Heading2"/>
       </w:pPr>
       <w:r>
-        <w:t>C</w:t>
-      </w:r>
-      <w:r>
-        <w:t xml:space="preserve">. </w:t>
-      </w:r>
-      <w:r>
-        <w:t>Klassifikation (</w:t>
+        <w:t>C. Klassifikation (</w:t>
       </w:r>
       <w:r>
         <w:rPr>
@@ -3295,7 +3312,6 @@
         <w:t xml:space="preserve"> P(TRUE) × P("chok"|TRUE) × P("hemmelig"|TRUE) × …</w:t>
       </w:r>
     </w:p>
-    <w:p/>
     <w:p/>
     <w:sectPr>
       <w:headerReference w:type="default" r:id="rId6"/>
@@ -3388,6 +3404,11 @@
           <w:docPartUnique/>
         </w:docPartObj>
       </w:sdtPr>
+      <w:sdtEndPr>
+        <w:rPr>
+          <w:rStyle w:val="PageNumber"/>
+        </w:rPr>
+      </w:sdtEndPr>
       <w:sdtContent>
         <w:r>
           <w:rPr>
@@ -4657,6 +4678,23 @@
       </w:rPr>
     </w:tblStylePr>
   </w:style>
+  <w:style w:type="paragraph" w:customStyle="1" w:styleId="p1">
+    <w:name w:val="p1"/>
+    <w:basedOn w:val="Normal"/>
+    <w:rsid w:val="00874996"/>
+    <w:pPr>
+      <w:spacing w:after="0" w:line="240" w:lineRule="auto"/>
+    </w:pPr>
+    <w:rPr>
+      <w:rFonts w:ascii="Andale Mono" w:eastAsia="Times New Roman" w:hAnsi="Andale Mono" w:cs="Times New Roman"/>
+      <w:color w:val="000000"/>
+      <w:kern w:val="0"/>
+      <w:sz w:val="30"/>
+      <w:szCs w:val="30"/>
+      <w:lang w:eastAsia="en-GB"/>
+      <w14:ligatures w14:val="none"/>
+    </w:rPr>
+  </w:style>
 </w:styles>
 </file>
 
